--- a/briefings/线口监测午报-2026-09-27.docx
+++ b/briefings/线口监测午报-2026-09-27.docx
@@ -22,7 +22,7 @@
           <w:color w:val="888888"/>
           <w:sz w:val="18"/>
         </w:rPr>
-        <w:t>监测窗口:近48小时 | 生成时间:2026-09-27 13:22</w:t>
+        <w:t>监测窗口:近48小时 | 生成时间:2026-09-27 14:37</w:t>
       </w:r>
     </w:p>
     <w:p>
@@ -70,6 +70,108 @@
           <w:color w:val="888888"/>
           <w:sz w:val="24"/>
         </w:rPr>
+        <w:t>消息称 OpenAI 将推出常驻 AI 助手「O」，预计 9 月 29 日发布</w:t>
+      </w:r>
+    </w:p>
+    <w:p>
+      <w:r>
+        <w:rPr>
+          <w:rFonts w:ascii="Times New Roman" w:hAnsi="Times New Roman" w:eastAsia="宋体"/>
+          <w:color w:val="888888"/>
+          <w:sz w:val="18"/>
+        </w:rPr>
+        <w:t>来源:IT之家 | 时间:09-27 13:59</w:t>
+      </w:r>
+    </w:p>
+    <w:p>
+      <w:r>
+        <w:rPr>
+          <w:rFonts w:ascii="Times New Roman" w:hAnsi="Times New Roman" w:eastAsia="宋体"/>
+          <w:sz w:val="18"/>
+        </w:rPr>
+        <w:t>链接:</w:t>
+      </w:r>
+      <w:hyperlink r:id="rId9">
+        <w:r>
+          <w:rPr>
+            <w:color w:val="0563C1"/>
+            <w:u w:val="single"/>
+          </w:rPr>
+          <w:t>消息称 OpenAI 将推出常驻 AI 助手「O」，预计 9 月 29 日发布</w:t>
+        </w:r>
+      </w:hyperlink>
+    </w:p>
+    <w:p>
+      <w:pPr>
+        <w:pStyle w:val="Heading3"/>
+      </w:pPr>
+      <w:r>
+        <w:rPr>
+          <w:rFonts w:ascii="Times New Roman" w:hAnsi="Times New Roman" w:eastAsia="黑体"/>
+          <w:b w:val="0"/>
+          <w:color w:val="888888"/>
+          <w:sz w:val="24"/>
+        </w:rPr>
+        <w:t>【C级·参考】</w:t>
+      </w:r>
+      <w:r>
+        <w:rPr>
+          <w:rFonts w:ascii="Times New Roman" w:hAnsi="Times New Roman" w:eastAsia="黑体"/>
+          <w:b w:val="0"/>
+          <w:color w:val="888888"/>
+          <w:sz w:val="24"/>
+        </w:rPr>
+        <w:t>医保系统遭 AI 智能体入侵，澳大利亚传唤 OpenAI 与 Anthropic CEO 接受质询</w:t>
+      </w:r>
+    </w:p>
+    <w:p>
+      <w:r>
+        <w:rPr>
+          <w:rFonts w:ascii="Times New Roman" w:hAnsi="Times New Roman" w:eastAsia="宋体"/>
+          <w:color w:val="888888"/>
+          <w:sz w:val="18"/>
+        </w:rPr>
+        <w:t>来源:IT之家 | 时间:09-27 13:35</w:t>
+      </w:r>
+    </w:p>
+    <w:p>
+      <w:r>
+        <w:rPr>
+          <w:rFonts w:ascii="Times New Roman" w:hAnsi="Times New Roman" w:eastAsia="宋体"/>
+          <w:sz w:val="18"/>
+        </w:rPr>
+        <w:t>链接:</w:t>
+      </w:r>
+      <w:hyperlink r:id="rId10">
+        <w:r>
+          <w:rPr>
+            <w:color w:val="0563C1"/>
+            <w:u w:val="single"/>
+          </w:rPr>
+          <w:t>医保系统遭 AI 智能体入侵，澳大利亚传唤 OpenAI 与 Anthropic CEO 接受质询</w:t>
+        </w:r>
+      </w:hyperlink>
+    </w:p>
+    <w:p>
+      <w:pPr>
+        <w:pStyle w:val="Heading3"/>
+      </w:pPr>
+      <w:r>
+        <w:rPr>
+          <w:rFonts w:ascii="Times New Roman" w:hAnsi="Times New Roman" w:eastAsia="黑体"/>
+          <w:b w:val="0"/>
+          <w:color w:val="888888"/>
+          <w:sz w:val="24"/>
+        </w:rPr>
+        <w:t>【C级·参考】</w:t>
+      </w:r>
+      <w:r>
+        <w:rPr>
+          <w:rFonts w:ascii="Times New Roman" w:hAnsi="Times New Roman" w:eastAsia="黑体"/>
+          <w:b w:val="0"/>
+          <w:color w:val="888888"/>
+          <w:sz w:val="24"/>
+        </w:rPr>
         <w:t>英国最大桌游展 UKGE 出台新规：禁止 AI 生成游戏参展，仅少数情况例外</w:t>
       </w:r>
     </w:p>
@@ -91,7 +193,7 @@
         </w:rPr>
         <w:t>链接:</w:t>
       </w:r>
-      <w:hyperlink r:id="rId9">
+      <w:hyperlink r:id="rId11">
         <w:r>
           <w:rPr>
             <w:color w:val="0563C1"/>
@@ -142,7 +244,7 @@
         </w:rPr>
         <w:t>链接:</w:t>
       </w:r>
-      <w:hyperlink r:id="rId10">
+      <w:hyperlink r:id="rId12">
         <w:r>
           <w:rPr>
             <w:color w:val="0563C1"/>
@@ -193,7 +295,7 @@
         </w:rPr>
         <w:t>链接:</w:t>
       </w:r>
-      <w:hyperlink r:id="rId11">
+      <w:hyperlink r:id="rId13">
         <w:r>
           <w:rPr>
             <w:color w:val="0563C1"/>
@@ -244,7 +346,7 @@
         </w:rPr>
         <w:t>链接:</w:t>
       </w:r>
-      <w:hyperlink r:id="rId12">
+      <w:hyperlink r:id="rId14">
         <w:r>
           <w:rPr>
             <w:color w:val="0563C1"/>
@@ -295,7 +397,7 @@
         </w:rPr>
         <w:t>链接:</w:t>
       </w:r>
-      <w:hyperlink r:id="rId13">
+      <w:hyperlink r:id="rId15">
         <w:r>
           <w:rPr>
             <w:color w:val="0563C1"/>
@@ -346,7 +448,7 @@
         </w:rPr>
         <w:t>链接:</w:t>
       </w:r>
-      <w:hyperlink r:id="rId14">
+      <w:hyperlink r:id="rId16">
         <w:r>
           <w:rPr>
             <w:color w:val="0563C1"/>
@@ -397,7 +499,7 @@
         </w:rPr>
         <w:t>链接:</w:t>
       </w:r>
-      <w:hyperlink r:id="rId15">
+      <w:hyperlink r:id="rId17">
         <w:r>
           <w:rPr>
             <w:color w:val="0563C1"/>
@@ -448,7 +550,7 @@
         </w:rPr>
         <w:t>链接:</w:t>
       </w:r>
-      <w:hyperlink r:id="rId16">
+      <w:hyperlink r:id="rId18">
         <w:r>
           <w:rPr>
             <w:color w:val="0563C1"/>
@@ -499,7 +601,7 @@
         </w:rPr>
         <w:t>链接:</w:t>
       </w:r>
-      <w:hyperlink r:id="rId17">
+      <w:hyperlink r:id="rId19">
         <w:r>
           <w:rPr>
             <w:color w:val="0563C1"/>
@@ -550,7 +652,7 @@
         </w:rPr>
         <w:t>链接:</w:t>
       </w:r>
-      <w:hyperlink r:id="rId18">
+      <w:hyperlink r:id="rId20">
         <w:r>
           <w:rPr>
             <w:color w:val="0563C1"/>
@@ -601,115 +703,13 @@
         </w:rPr>
         <w:t>链接:</w:t>
       </w:r>
-      <w:hyperlink r:id="rId19">
+      <w:hyperlink r:id="rId21">
         <w:r>
           <w:rPr>
             <w:color w:val="0563C1"/>
             <w:u w:val="single"/>
           </w:rPr>
           <w:t>全球首发｜秋果计划 Wigain Flow 全彩AI智能眼镜新品发布会暨生态伙伴签约仪式圆满举行</w:t>
-        </w:r>
-      </w:hyperlink>
-    </w:p>
-    <w:p>
-      <w:pPr>
-        <w:pStyle w:val="Heading3"/>
-      </w:pPr>
-      <w:r>
-        <w:rPr>
-          <w:rFonts w:ascii="Times New Roman" w:hAnsi="Times New Roman" w:eastAsia="黑体"/>
-          <w:b w:val="0"/>
-          <w:color w:val="888888"/>
-          <w:sz w:val="24"/>
-        </w:rPr>
-        <w:t>【C级·参考】</w:t>
-      </w:r>
-      <w:r>
-        <w:rPr>
-          <w:rFonts w:ascii="Times New Roman" w:hAnsi="Times New Roman" w:eastAsia="黑体"/>
-          <w:b w:val="0"/>
-          <w:color w:val="888888"/>
-          <w:sz w:val="24"/>
-        </w:rPr>
-        <w:t>从代码分析到授权争议：一用户用 AI 破解 IDM 引发争议</w:t>
-      </w:r>
-    </w:p>
-    <w:p>
-      <w:r>
-        <w:rPr>
-          <w:rFonts w:ascii="Times New Roman" w:hAnsi="Times New Roman" w:eastAsia="宋体"/>
-          <w:color w:val="888888"/>
-          <w:sz w:val="18"/>
-        </w:rPr>
-        <w:t>来源:IT之家 | 时间:09-26 22:12</w:t>
-      </w:r>
-    </w:p>
-    <w:p>
-      <w:r>
-        <w:rPr>
-          <w:rFonts w:ascii="Times New Roman" w:hAnsi="Times New Roman" w:eastAsia="宋体"/>
-          <w:sz w:val="18"/>
-        </w:rPr>
-        <w:t>链接:</w:t>
-      </w:r>
-      <w:hyperlink r:id="rId20">
-        <w:r>
-          <w:rPr>
-            <w:color w:val="0563C1"/>
-            <w:u w:val="single"/>
-          </w:rPr>
-          <w:t>从代码分析到授权争议：一用户用 AI 破解 IDM 引发争议</w:t>
-        </w:r>
-      </w:hyperlink>
-    </w:p>
-    <w:p>
-      <w:pPr>
-        <w:pStyle w:val="Heading3"/>
-      </w:pPr>
-      <w:r>
-        <w:rPr>
-          <w:rFonts w:ascii="Times New Roman" w:hAnsi="Times New Roman" w:eastAsia="黑体"/>
-          <w:b w:val="0"/>
-          <w:color w:val="888888"/>
-          <w:sz w:val="24"/>
-        </w:rPr>
-        <w:t>【C级·参考】</w:t>
-      </w:r>
-      <w:r>
-        <w:rPr>
-          <w:rFonts w:ascii="Times New Roman" w:hAnsi="Times New Roman" w:eastAsia="黑体"/>
-          <w:b w:val="0"/>
-          <w:color w:val="888888"/>
-          <w:sz w:val="24"/>
-        </w:rPr>
-        <w:t>在数贸会AI浪潮中探寻“海南答案”</w:t>
-      </w:r>
-    </w:p>
-    <w:p>
-      <w:r>
-        <w:rPr>
-          <w:rFonts w:ascii="Times New Roman" w:hAnsi="Times New Roman" w:eastAsia="宋体"/>
-          <w:color w:val="888888"/>
-          <w:sz w:val="18"/>
-        </w:rPr>
-        <w:t>来源:Bing新闻 | 时间:09-26 20:28</w:t>
-      </w:r>
-    </w:p>
-    <w:p>
-      <w:r>
-        <w:rPr>
-          <w:rFonts w:ascii="Times New Roman" w:hAnsi="Times New Roman" w:eastAsia="宋体"/>
-          <w:sz w:val="18"/>
-        </w:rPr>
-        <w:t>链接:</w:t>
-      </w:r>
-      <w:hyperlink r:id="rId21">
-        <w:r>
-          <w:rPr>
-            <w:color w:val="0563C1"/>
-            <w:u w:val="single"/>
-          </w:rPr>
-          <w:t>在数贸会AI浪潮中探寻“海南答案”</w:t>
         </w:r>
       </w:hyperlink>
     </w:p>
@@ -723,6 +723,23 @@
           <w:sz w:val="28"/>
         </w:rPr>
         <w:t>机器人/AI硬件</w:t>
+      </w:r>
+    </w:p>
+    <w:p>
+      <w:r>
+        <w:t>本线口暂无重要更新</w:t>
+      </w:r>
+    </w:p>
+    <w:p>
+      <w:pPr>
+        <w:pStyle w:val="Heading2"/>
+      </w:pPr>
+      <w:r>
+        <w:rPr>
+          <w:rFonts w:ascii="Times New Roman" w:hAnsi="Times New Roman" w:eastAsia="黑体"/>
+          <w:sz w:val="28"/>
+        </w:rPr>
+        <w:t>无人驾驶/低空/智慧出行</w:t>
       </w:r>
     </w:p>
     <w:p>
@@ -745,7 +762,7 @@
           <w:color w:val="888888"/>
           <w:sz w:val="24"/>
         </w:rPr>
-        <w:t>宇树王兴兴回应为何造 390 万元起的载人变形机甲：大型机器人是行业不可阻挡的趋势</w:t>
+        <w:t>华为官网悄悄调整：鸿蒙智行智界 V9“辅助驾驶冗余架构”升级为“L3 级自动驾驶架构设计”</w:t>
       </w:r>
     </w:p>
     <w:p>
@@ -755,7 +772,7 @@
           <w:color w:val="888888"/>
           <w:sz w:val="18"/>
         </w:rPr>
-        <w:t>来源:IT之家 | 时间:09-26 22:29</w:t>
+        <w:t>来源:IT之家 | 时间:09-27 13:57</w:t>
       </w:r>
     </w:p>
     <w:p>
@@ -772,26 +789,9 @@
             <w:color w:val="0563C1"/>
             <w:u w:val="single"/>
           </w:rPr>
-          <w:t>宇树王兴兴回应为何造 390 万元起的载人变形机甲：大型机器人是行业不可阻挡的趋势</w:t>
+          <w:t>华为官网悄悄调整：鸿蒙智行智界 V9“辅助驾驶冗余架构”升级为“L3 级自动驾驶架构设计”</w:t>
         </w:r>
       </w:hyperlink>
-    </w:p>
-    <w:p>
-      <w:pPr>
-        <w:pStyle w:val="Heading2"/>
-      </w:pPr>
-      <w:r>
-        <w:rPr>
-          <w:rFonts w:ascii="Times New Roman" w:hAnsi="Times New Roman" w:eastAsia="黑体"/>
-          <w:sz w:val="28"/>
-        </w:rPr>
-        <w:t>无人驾驶/低空/智慧出行</w:t>
-      </w:r>
-    </w:p>
-    <w:p>
-      <w:r>
-        <w:t>本线口暂无重要更新</w:t>
-      </w:r>
     </w:p>
     <w:p>
       <w:pPr>
@@ -1222,7 +1222,7 @@
           <w:rFonts w:ascii="Times New Roman" w:hAnsi="Times New Roman" w:eastAsia="宋体"/>
           <w:sz w:val="18"/>
         </w:rPr>
-        <w:t>IT之家(60)、GameLook(1)、HackerNews(2)、Bing新闻(2)</w:t>
+        <w:t>IT之家(60)、GameLook(1)、HackerNews(2)、Bing新闻(1)</w:t>
       </w:r>
     </w:p>
     <w:p>

--- a/briefings/线口监测午报-2026-09-27.docx
+++ b/briefings/线口监测午报-2026-09-27.docx
@@ -22,7 +22,7 @@
           <w:color w:val="888888"/>
           <w:sz w:val="18"/>
         </w:rPr>
-        <w:t>监测窗口:近48小时 | 生成时间:2026-09-27 14:37</w:t>
+        <w:t>监测窗口:近48小时 | 生成时间:2026-09-27 20:56</w:t>
       </w:r>
     </w:p>
     <w:p>
@@ -70,6 +70,261 @@
           <w:color w:val="888888"/>
           <w:sz w:val="24"/>
         </w:rPr>
+        <w:t>吉利汽车集团副总裁李传海：目前行业缺少统一的 AI 治理标准，不仅抬高产业成本、也埋下安全隐患</w:t>
+      </w:r>
+    </w:p>
+    <w:p>
+      <w:r>
+        <w:rPr>
+          <w:rFonts w:ascii="Times New Roman" w:hAnsi="Times New Roman" w:eastAsia="宋体"/>
+          <w:color w:val="888888"/>
+          <w:sz w:val="18"/>
+        </w:rPr>
+        <w:t>来源:IT之家 | 时间:09-27 18:29</w:t>
+      </w:r>
+    </w:p>
+    <w:p>
+      <w:r>
+        <w:rPr>
+          <w:rFonts w:ascii="Times New Roman" w:hAnsi="Times New Roman" w:eastAsia="宋体"/>
+          <w:sz w:val="18"/>
+        </w:rPr>
+        <w:t>链接:</w:t>
+      </w:r>
+      <w:hyperlink r:id="rId9">
+        <w:r>
+          <w:rPr>
+            <w:color w:val="0563C1"/>
+            <w:u w:val="single"/>
+          </w:rPr>
+          <w:t>吉利汽车集团副总裁李传海：目前行业缺少统一的 AI 治理标准，不仅抬高产业成本、也埋下安全隐患</w:t>
+        </w:r>
+      </w:hyperlink>
+    </w:p>
+    <w:p>
+      <w:pPr>
+        <w:pStyle w:val="Heading3"/>
+      </w:pPr>
+      <w:r>
+        <w:rPr>
+          <w:rFonts w:ascii="Times New Roman" w:hAnsi="Times New Roman" w:eastAsia="黑体"/>
+          <w:b w:val="0"/>
+          <w:color w:val="888888"/>
+          <w:sz w:val="24"/>
+        </w:rPr>
+        <w:t>【C级·参考】</w:t>
+      </w:r>
+      <w:r>
+        <w:rPr>
+          <w:rFonts w:ascii="Times New Roman" w:hAnsi="Times New Roman" w:eastAsia="黑体"/>
+          <w:b w:val="0"/>
+          <w:color w:val="888888"/>
+          <w:sz w:val="24"/>
+        </w:rPr>
+        <w:t>Meta Blocks President Lula's Facebook Page, Campaign Ads 2 Weeks from Election</w:t>
+      </w:r>
+    </w:p>
+    <w:p>
+      <w:r>
+        <w:rPr>
+          <w:rFonts w:ascii="Times New Roman" w:hAnsi="Times New Roman" w:eastAsia="宋体"/>
+          <w:color w:val="888888"/>
+          <w:sz w:val="18"/>
+        </w:rPr>
+        <w:t>来源:Hacker News | 时间:09-27 16:44</w:t>
+      </w:r>
+    </w:p>
+    <w:p>
+      <w:r>
+        <w:rPr>
+          <w:rFonts w:ascii="Times New Roman" w:hAnsi="Times New Roman" w:eastAsia="宋体"/>
+          <w:sz w:val="18"/>
+        </w:rPr>
+        <w:t>链接:</w:t>
+      </w:r>
+      <w:hyperlink r:id="rId10">
+        <w:r>
+          <w:rPr>
+            <w:color w:val="0563C1"/>
+            <w:u w:val="single"/>
+          </w:rPr>
+          <w:t>Meta Blocks President Lula's Facebook Page, Campaign Ads 2 Weeks from Election</w:t>
+        </w:r>
+      </w:hyperlink>
+    </w:p>
+    <w:p>
+      <w:pPr>
+        <w:pStyle w:val="Heading3"/>
+      </w:pPr>
+      <w:r>
+        <w:rPr>
+          <w:rFonts w:ascii="Times New Roman" w:hAnsi="Times New Roman" w:eastAsia="黑体"/>
+          <w:b w:val="0"/>
+          <w:color w:val="888888"/>
+          <w:sz w:val="24"/>
+        </w:rPr>
+        <w:t>【C级·参考】</w:t>
+      </w:r>
+      <w:r>
+        <w:rPr>
+          <w:rFonts w:ascii="Times New Roman" w:hAnsi="Times New Roman" w:eastAsia="黑体"/>
+          <w:b w:val="0"/>
+          <w:color w:val="888888"/>
+          <w:sz w:val="24"/>
+        </w:rPr>
+        <w:t>研究：美国医院用 AI 写病历，保险公司两年多掏 9.42 亿美元</w:t>
+      </w:r>
+    </w:p>
+    <w:p>
+      <w:r>
+        <w:rPr>
+          <w:rFonts w:ascii="Times New Roman" w:hAnsi="Times New Roman" w:eastAsia="宋体"/>
+          <w:color w:val="888888"/>
+          <w:sz w:val="18"/>
+        </w:rPr>
+        <w:t>来源:IT之家 | 时间:09-27 15:35</w:t>
+      </w:r>
+    </w:p>
+    <w:p>
+      <w:r>
+        <w:rPr>
+          <w:rFonts w:ascii="Times New Roman" w:hAnsi="Times New Roman" w:eastAsia="宋体"/>
+          <w:sz w:val="18"/>
+        </w:rPr>
+        <w:t>链接:</w:t>
+      </w:r>
+      <w:hyperlink r:id="rId11">
+        <w:r>
+          <w:rPr>
+            <w:color w:val="0563C1"/>
+            <w:u w:val="single"/>
+          </w:rPr>
+          <w:t>研究：美国医院用 AI 写病历，保险公司两年多掏 9.42 亿美元</w:t>
+        </w:r>
+      </w:hyperlink>
+    </w:p>
+    <w:p>
+      <w:pPr>
+        <w:pStyle w:val="Heading3"/>
+      </w:pPr>
+      <w:r>
+        <w:rPr>
+          <w:rFonts w:ascii="Times New Roman" w:hAnsi="Times New Roman" w:eastAsia="黑体"/>
+          <w:b w:val="0"/>
+          <w:color w:val="888888"/>
+          <w:sz w:val="24"/>
+        </w:rPr>
+        <w:t>【C级·参考】</w:t>
+      </w:r>
+      <w:r>
+        <w:rPr>
+          <w:rFonts w:ascii="Times New Roman" w:hAnsi="Times New Roman" w:eastAsia="黑体"/>
+          <w:b w:val="0"/>
+          <w:color w:val="888888"/>
+          <w:sz w:val="24"/>
+        </w:rPr>
+        <w:t>亿道首发 JX200 双卡液冷 AI 工作站：20.4L 机身，240 AIO 液冷</w:t>
+      </w:r>
+    </w:p>
+    <w:p>
+      <w:r>
+        <w:rPr>
+          <w:rFonts w:ascii="Times New Roman" w:hAnsi="Times New Roman" w:eastAsia="宋体"/>
+          <w:color w:val="888888"/>
+          <w:sz w:val="18"/>
+        </w:rPr>
+        <w:t>来源:IT之家 | 时间:09-27 14:44</w:t>
+      </w:r>
+    </w:p>
+    <w:p>
+      <w:r>
+        <w:rPr>
+          <w:rFonts w:ascii="Times New Roman" w:hAnsi="Times New Roman" w:eastAsia="宋体"/>
+          <w:sz w:val="18"/>
+        </w:rPr>
+        <w:t>链接:</w:t>
+      </w:r>
+      <w:hyperlink r:id="rId12">
+        <w:r>
+          <w:rPr>
+            <w:color w:val="0563C1"/>
+            <w:u w:val="single"/>
+          </w:rPr>
+          <w:t>亿道首发 JX200 双卡液冷 AI 工作站：20.4L 机身，240 AIO 液冷</w:t>
+        </w:r>
+      </w:hyperlink>
+    </w:p>
+    <w:p>
+      <w:pPr>
+        <w:pStyle w:val="Heading3"/>
+      </w:pPr>
+      <w:r>
+        <w:rPr>
+          <w:rFonts w:ascii="Times New Roman" w:hAnsi="Times New Roman" w:eastAsia="黑体"/>
+          <w:b w:val="0"/>
+          <w:color w:val="888888"/>
+          <w:sz w:val="24"/>
+        </w:rPr>
+        <w:t>【C级·参考】</w:t>
+      </w:r>
+      <w:r>
+        <w:rPr>
+          <w:rFonts w:ascii="Times New Roman" w:hAnsi="Times New Roman" w:eastAsia="黑体"/>
+          <w:b w:val="0"/>
+          <w:color w:val="888888"/>
+          <w:sz w:val="24"/>
+        </w:rPr>
+        <w:t>OpenAI Feared "Optics" of what might appear on Hacker News</w:t>
+      </w:r>
+    </w:p>
+    <w:p>
+      <w:r>
+        <w:rPr>
+          <w:rFonts w:ascii="Times New Roman" w:hAnsi="Times New Roman" w:eastAsia="宋体"/>
+          <w:color w:val="888888"/>
+          <w:sz w:val="18"/>
+        </w:rPr>
+        <w:t>来源:Hacker News | 时间:09-27 14:19</w:t>
+      </w:r>
+    </w:p>
+    <w:p>
+      <w:r>
+        <w:rPr>
+          <w:rFonts w:ascii="Times New Roman" w:hAnsi="Times New Roman" w:eastAsia="宋体"/>
+          <w:sz w:val="18"/>
+        </w:rPr>
+        <w:t>链接:</w:t>
+      </w:r>
+      <w:hyperlink r:id="rId13">
+        <w:r>
+          <w:rPr>
+            <w:color w:val="0563C1"/>
+            <w:u w:val="single"/>
+          </w:rPr>
+          <w:t>OpenAI Feared "Optics" of what might appear on Hacker News</w:t>
+        </w:r>
+      </w:hyperlink>
+    </w:p>
+    <w:p>
+      <w:pPr>
+        <w:pStyle w:val="Heading3"/>
+      </w:pPr>
+      <w:r>
+        <w:rPr>
+          <w:rFonts w:ascii="Times New Roman" w:hAnsi="Times New Roman" w:eastAsia="黑体"/>
+          <w:b w:val="0"/>
+          <w:color w:val="888888"/>
+          <w:sz w:val="24"/>
+        </w:rPr>
+        <w:t>【C级·参考】</w:t>
+      </w:r>
+      <w:r>
+        <w:rPr>
+          <w:rFonts w:ascii="Times New Roman" w:hAnsi="Times New Roman" w:eastAsia="黑体"/>
+          <w:b w:val="0"/>
+          <w:color w:val="888888"/>
+          <w:sz w:val="24"/>
+        </w:rPr>
         <w:t>消息称 OpenAI 将推出常驻 AI 助手「O」，预计 9 月 29 日发布</w:t>
       </w:r>
     </w:p>
@@ -91,7 +346,7 @@
         </w:rPr>
         <w:t>链接:</w:t>
       </w:r>
-      <w:hyperlink r:id="rId9">
+      <w:hyperlink r:id="rId14">
         <w:r>
           <w:rPr>
             <w:color w:val="0563C1"/>
@@ -142,7 +397,7 @@
         </w:rPr>
         <w:t>链接:</w:t>
       </w:r>
-      <w:hyperlink r:id="rId10">
+      <w:hyperlink r:id="rId15">
         <w:r>
           <w:rPr>
             <w:color w:val="0563C1"/>
@@ -193,7 +448,7 @@
         </w:rPr>
         <w:t>链接:</w:t>
       </w:r>
-      <w:hyperlink r:id="rId11">
+      <w:hyperlink r:id="rId16">
         <w:r>
           <w:rPr>
             <w:color w:val="0563C1"/>
@@ -223,7 +478,7 @@
           <w:color w:val="888888"/>
           <w:sz w:val="24"/>
         </w:rPr>
-        <w:t>六联智能发布 4 盘位 "Wildcat Lake" AI NAS WS18，0.15L 迷你主机同场展出</w:t>
+        <w:t>重塑数字生活：雷鸟iO AI眼镜的全新体验</w:t>
       </w:r>
     </w:p>
     <w:p>
@@ -233,262 +488,7 @@
           <w:color w:val="888888"/>
           <w:sz w:val="18"/>
         </w:rPr>
-        <w:t>来源:IT之家 | 时间:09-27 11:40</w:t>
-      </w:r>
-    </w:p>
-    <w:p>
-      <w:r>
-        <w:rPr>
-          <w:rFonts w:ascii="Times New Roman" w:hAnsi="Times New Roman" w:eastAsia="宋体"/>
-          <w:sz w:val="18"/>
-        </w:rPr>
-        <w:t>链接:</w:t>
-      </w:r>
-      <w:hyperlink r:id="rId12">
-        <w:r>
-          <w:rPr>
-            <w:color w:val="0563C1"/>
-            <w:u w:val="single"/>
-          </w:rPr>
-          <w:t>六联智能发布 4 盘位 "Wildcat Lake" AI NAS WS18，0.15L 迷你主机同场展出</w:t>
-        </w:r>
-      </w:hyperlink>
-    </w:p>
-    <w:p>
-      <w:pPr>
-        <w:pStyle w:val="Heading3"/>
-      </w:pPr>
-      <w:r>
-        <w:rPr>
-          <w:rFonts w:ascii="Times New Roman" w:hAnsi="Times New Roman" w:eastAsia="黑体"/>
-          <w:b w:val="0"/>
-          <w:color w:val="888888"/>
-          <w:sz w:val="24"/>
-        </w:rPr>
-        <w:t>【C级·参考】</w:t>
-      </w:r>
-      <w:r>
-        <w:rPr>
-          <w:rFonts w:ascii="Times New Roman" w:hAnsi="Times New Roman" w:eastAsia="黑体"/>
-          <w:b w:val="0"/>
-          <w:color w:val="888888"/>
-          <w:sz w:val="24"/>
-        </w:rPr>
-        <w:t>爆料称 OpenAI 准备扩大 Ultrafast API 开放范围</w:t>
-      </w:r>
-    </w:p>
-    <w:p>
-      <w:r>
-        <w:rPr>
-          <w:rFonts w:ascii="Times New Roman" w:hAnsi="Times New Roman" w:eastAsia="宋体"/>
-          <w:color w:val="888888"/>
-          <w:sz w:val="18"/>
-        </w:rPr>
-        <w:t>来源:IT之家 | 时间:09-27 11:34</w:t>
-      </w:r>
-    </w:p>
-    <w:p>
-      <w:r>
-        <w:rPr>
-          <w:rFonts w:ascii="Times New Roman" w:hAnsi="Times New Roman" w:eastAsia="宋体"/>
-          <w:sz w:val="18"/>
-        </w:rPr>
-        <w:t>链接:</w:t>
-      </w:r>
-      <w:hyperlink r:id="rId13">
-        <w:r>
-          <w:rPr>
-            <w:color w:val="0563C1"/>
-            <w:u w:val="single"/>
-          </w:rPr>
-          <w:t>爆料称 OpenAI 准备扩大 Ultrafast API 开放范围</w:t>
-        </w:r>
-      </w:hyperlink>
-    </w:p>
-    <w:p>
-      <w:pPr>
-        <w:pStyle w:val="Heading3"/>
-      </w:pPr>
-      <w:r>
-        <w:rPr>
-          <w:rFonts w:ascii="Times New Roman" w:hAnsi="Times New Roman" w:eastAsia="黑体"/>
-          <w:b w:val="0"/>
-          <w:color w:val="888888"/>
-          <w:sz w:val="24"/>
-        </w:rPr>
-        <w:t>【C级·参考】</w:t>
-      </w:r>
-      <w:r>
-        <w:rPr>
-          <w:rFonts w:ascii="Times New Roman" w:hAnsi="Times New Roman" w:eastAsia="黑体"/>
-          <w:b w:val="0"/>
-          <w:color w:val="888888"/>
-          <w:sz w:val="24"/>
-        </w:rPr>
-        <w:t>不含真实演员数字复制：国内首部院线 AI 原生动画电影《三星堆：未来往事》定档 10 月 23 日上映</w:t>
-      </w:r>
-    </w:p>
-    <w:p>
-      <w:r>
-        <w:rPr>
-          <w:rFonts w:ascii="Times New Roman" w:hAnsi="Times New Roman" w:eastAsia="宋体"/>
-          <w:color w:val="888888"/>
-          <w:sz w:val="18"/>
-        </w:rPr>
-        <w:t>来源:IT之家 | 时间:09-27 10:47</w:t>
-      </w:r>
-    </w:p>
-    <w:p>
-      <w:r>
-        <w:rPr>
-          <w:rFonts w:ascii="Times New Roman" w:hAnsi="Times New Roman" w:eastAsia="宋体"/>
-          <w:sz w:val="18"/>
-        </w:rPr>
-        <w:t>链接:</w:t>
-      </w:r>
-      <w:hyperlink r:id="rId14">
-        <w:r>
-          <w:rPr>
-            <w:color w:val="0563C1"/>
-            <w:u w:val="single"/>
-          </w:rPr>
-          <w:t>不含真实演员数字复制：国内首部院线 AI 原生动画电影《三星堆：未来往事》定档 10 月 23 日上映</w:t>
-        </w:r>
-      </w:hyperlink>
-    </w:p>
-    <w:p>
-      <w:pPr>
-        <w:pStyle w:val="Heading3"/>
-      </w:pPr>
-      <w:r>
-        <w:rPr>
-          <w:rFonts w:ascii="Times New Roman" w:hAnsi="Times New Roman" w:eastAsia="黑体"/>
-          <w:b w:val="0"/>
-          <w:color w:val="888888"/>
-          <w:sz w:val="24"/>
-        </w:rPr>
-        <w:t>【C级·参考】</w:t>
-      </w:r>
-      <w:r>
-        <w:rPr>
-          <w:rFonts w:ascii="Times New Roman" w:hAnsi="Times New Roman" w:eastAsia="黑体"/>
-          <w:b w:val="0"/>
-          <w:color w:val="888888"/>
-          <w:sz w:val="24"/>
-        </w:rPr>
-        <w:t>“我们不是美国”：澳大利亚政界商界称民众抵制 AI 数据中心是受美国舆论影响</w:t>
-      </w:r>
-    </w:p>
-    <w:p>
-      <w:r>
-        <w:rPr>
-          <w:rFonts w:ascii="Times New Roman" w:hAnsi="Times New Roman" w:eastAsia="宋体"/>
-          <w:color w:val="888888"/>
-          <w:sz w:val="18"/>
-        </w:rPr>
-        <w:t>来源:IT之家 | 时间:09-27 10:47</w:t>
-      </w:r>
-    </w:p>
-    <w:p>
-      <w:r>
-        <w:rPr>
-          <w:rFonts w:ascii="Times New Roman" w:hAnsi="Times New Roman" w:eastAsia="宋体"/>
-          <w:sz w:val="18"/>
-        </w:rPr>
-        <w:t>链接:</w:t>
-      </w:r>
-      <w:hyperlink r:id="rId15">
-        <w:r>
-          <w:rPr>
-            <w:color w:val="0563C1"/>
-            <w:u w:val="single"/>
-          </w:rPr>
-          <w:t>“我们不是美国”：澳大利亚政界商界称民众抵制 AI 数据中心是受美国舆论影响</w:t>
-        </w:r>
-      </w:hyperlink>
-    </w:p>
-    <w:p>
-      <w:pPr>
-        <w:pStyle w:val="Heading3"/>
-      </w:pPr>
-      <w:r>
-        <w:rPr>
-          <w:rFonts w:ascii="Times New Roman" w:hAnsi="Times New Roman" w:eastAsia="黑体"/>
-          <w:b w:val="0"/>
-          <w:color w:val="888888"/>
-          <w:sz w:val="24"/>
-        </w:rPr>
-        <w:t>【C级·参考】</w:t>
-      </w:r>
-      <w:r>
-        <w:rPr>
-          <w:rFonts w:ascii="Times New Roman" w:hAnsi="Times New Roman" w:eastAsia="黑体"/>
-          <w:b w:val="0"/>
-          <w:color w:val="888888"/>
-          <w:sz w:val="24"/>
-        </w:rPr>
-        <w:t>第三方后装智驾闯大祸：5 起事故致 3 死，Comma.ai 遭美国联邦调查</w:t>
-      </w:r>
-    </w:p>
-    <w:p>
-      <w:r>
-        <w:rPr>
-          <w:rFonts w:ascii="Times New Roman" w:hAnsi="Times New Roman" w:eastAsia="宋体"/>
-          <w:color w:val="888888"/>
-          <w:sz w:val="18"/>
-        </w:rPr>
-        <w:t>来源:IT之家 | 时间:09-27 09:40</w:t>
-      </w:r>
-    </w:p>
-    <w:p>
-      <w:r>
-        <w:rPr>
-          <w:rFonts w:ascii="Times New Roman" w:hAnsi="Times New Roman" w:eastAsia="宋体"/>
-          <w:sz w:val="18"/>
-        </w:rPr>
-        <w:t>链接:</w:t>
-      </w:r>
-      <w:hyperlink r:id="rId16">
-        <w:r>
-          <w:rPr>
-            <w:color w:val="0563C1"/>
-            <w:u w:val="single"/>
-          </w:rPr>
-          <w:t>第三方后装智驾闯大祸：5 起事故致 3 死，Comma.ai 遭美国联邦调查</w:t>
-        </w:r>
-      </w:hyperlink>
-    </w:p>
-    <w:p>
-      <w:pPr>
-        <w:pStyle w:val="Heading3"/>
-      </w:pPr>
-      <w:r>
-        <w:rPr>
-          <w:rFonts w:ascii="Times New Roman" w:hAnsi="Times New Roman" w:eastAsia="黑体"/>
-          <w:b w:val="0"/>
-          <w:color w:val="888888"/>
-          <w:sz w:val="24"/>
-        </w:rPr>
-        <w:t>【C级·参考】</w:t>
-      </w:r>
-      <w:r>
-        <w:rPr>
-          <w:rFonts w:ascii="Times New Roman" w:hAnsi="Times New Roman" w:eastAsia="黑体"/>
-          <w:b w:val="0"/>
-          <w:color w:val="888888"/>
-          <w:sz w:val="24"/>
-        </w:rPr>
-        <w:t>IT早报 0927：微信鸿蒙版 App 安装量破 8000 万；豆包手机助手回应努比亚手机王者荣耀异常；华为大疆联名推出 Pocket 4；OpenAI 暂停最强模型训练...</w:t>
-      </w:r>
-    </w:p>
-    <w:p>
-      <w:r>
-        <w:rPr>
-          <w:rFonts w:ascii="Times New Roman" w:hAnsi="Times New Roman" w:eastAsia="宋体"/>
-          <w:color w:val="888888"/>
-          <w:sz w:val="18"/>
-        </w:rPr>
-        <w:t>来源:IT之家 | 时间:09-27 08:14</w:t>
+        <w:t>来源:Bing新闻 | 时间:09-27 08:00</w:t>
       </w:r>
     </w:p>
     <w:p>
@@ -505,211 +505,7 @@
             <w:color w:val="0563C1"/>
             <w:u w:val="single"/>
           </w:rPr>
-          <w:t>IT早报 0927：微信鸿蒙版 App 安装量破 8000 万；豆包手机助手回应努比亚手机王者荣耀异常；华为大疆联名推出 Pocket 4；OpenAI 暂停最强模型训练...</w:t>
-        </w:r>
-      </w:hyperlink>
-    </w:p>
-    <w:p>
-      <w:pPr>
-        <w:pStyle w:val="Heading3"/>
-      </w:pPr>
-      <w:r>
-        <w:rPr>
-          <w:rFonts w:ascii="Times New Roman" w:hAnsi="Times New Roman" w:eastAsia="黑体"/>
-          <w:b w:val="0"/>
-          <w:color w:val="888888"/>
-          <w:sz w:val="24"/>
-        </w:rPr>
-        <w:t>【C级·参考】</w:t>
-      </w:r>
-      <w:r>
-        <w:rPr>
-          <w:rFonts w:ascii="Times New Roman" w:hAnsi="Times New Roman" w:eastAsia="黑体"/>
-          <w:b w:val="0"/>
-          <w:color w:val="888888"/>
-          <w:sz w:val="24"/>
-        </w:rPr>
-        <w:t>七彩虹源 AIR 14 Ultra 轻薄本亮相：960g，X7 358H</w:t>
-      </w:r>
-    </w:p>
-    <w:p>
-      <w:r>
-        <w:rPr>
-          <w:rFonts w:ascii="Times New Roman" w:hAnsi="Times New Roman" w:eastAsia="宋体"/>
-          <w:color w:val="888888"/>
-          <w:sz w:val="18"/>
-        </w:rPr>
-        <w:t>来源:IT之家 | 时间:09-27 07:33</w:t>
-      </w:r>
-    </w:p>
-    <w:p>
-      <w:r>
-        <w:rPr>
-          <w:rFonts w:ascii="Times New Roman" w:hAnsi="Times New Roman" w:eastAsia="宋体"/>
-          <w:sz w:val="18"/>
-        </w:rPr>
-        <w:t>链接:</w:t>
-      </w:r>
-      <w:hyperlink r:id="rId18">
-        <w:r>
-          <w:rPr>
-            <w:color w:val="0563C1"/>
-            <w:u w:val="single"/>
-          </w:rPr>
-          <w:t>七彩虹源 AIR 14 Ultra 轻薄本亮相：960g，X7 358H</w:t>
-        </w:r>
-      </w:hyperlink>
-    </w:p>
-    <w:p>
-      <w:pPr>
-        <w:pStyle w:val="Heading3"/>
-      </w:pPr>
-      <w:r>
-        <w:rPr>
-          <w:rFonts w:ascii="Times New Roman" w:hAnsi="Times New Roman" w:eastAsia="黑体"/>
-          <w:b w:val="0"/>
-          <w:color w:val="888888"/>
-          <w:sz w:val="24"/>
-        </w:rPr>
-        <w:t>【C级·参考】</w:t>
-      </w:r>
-      <w:r>
-        <w:rPr>
-          <w:rFonts w:ascii="Times New Roman" w:hAnsi="Times New Roman" w:eastAsia="黑体"/>
-          <w:b w:val="0"/>
-          <w:color w:val="888888"/>
-          <w:sz w:val="24"/>
-        </w:rPr>
-        <w:t>消息称 OpenAI、Anthropic 正调查数万起 AI 安全事件</w:t>
-      </w:r>
-    </w:p>
-    <w:p>
-      <w:r>
-        <w:rPr>
-          <w:rFonts w:ascii="Times New Roman" w:hAnsi="Times New Roman" w:eastAsia="宋体"/>
-          <w:color w:val="888888"/>
-          <w:sz w:val="18"/>
-        </w:rPr>
-        <w:t>来源:IT之家 | 时间:09-27 07:12</w:t>
-      </w:r>
-    </w:p>
-    <w:p>
-      <w:r>
-        <w:rPr>
-          <w:rFonts w:ascii="Times New Roman" w:hAnsi="Times New Roman" w:eastAsia="宋体"/>
-          <w:sz w:val="18"/>
-        </w:rPr>
-        <w:t>链接:</w:t>
-      </w:r>
-      <w:hyperlink r:id="rId19">
-        <w:r>
-          <w:rPr>
-            <w:color w:val="0563C1"/>
-            <w:u w:val="single"/>
-          </w:rPr>
-          <w:t>消息称 OpenAI、Anthropic 正调查数万起 AI 安全事件</w:t>
-        </w:r>
-      </w:hyperlink>
-    </w:p>
-    <w:p>
-      <w:pPr>
-        <w:pStyle w:val="Heading3"/>
-      </w:pPr>
-      <w:r>
-        <w:rPr>
-          <w:rFonts w:ascii="Times New Roman" w:hAnsi="Times New Roman" w:eastAsia="黑体"/>
-          <w:b w:val="0"/>
-          <w:color w:val="888888"/>
-          <w:sz w:val="24"/>
-        </w:rPr>
-        <w:t>【C级·参考】</w:t>
-      </w:r>
-      <w:r>
-        <w:rPr>
-          <w:rFonts w:ascii="Times New Roman" w:hAnsi="Times New Roman" w:eastAsia="黑体"/>
-          <w:b w:val="0"/>
-          <w:color w:val="888888"/>
-          <w:sz w:val="24"/>
-        </w:rPr>
-        <w:t>接连发生 AI 失控事件，OpenAI 再次暂停其最强模型训练</w:t>
-      </w:r>
-    </w:p>
-    <w:p>
-      <w:r>
-        <w:rPr>
-          <w:rFonts w:ascii="Times New Roman" w:hAnsi="Times New Roman" w:eastAsia="宋体"/>
-          <w:color w:val="888888"/>
-          <w:sz w:val="18"/>
-        </w:rPr>
-        <w:t>来源:IT之家 | 时间:09-27 06:52</w:t>
-      </w:r>
-    </w:p>
-    <w:p>
-      <w:r>
-        <w:rPr>
-          <w:rFonts w:ascii="Times New Roman" w:hAnsi="Times New Roman" w:eastAsia="宋体"/>
-          <w:sz w:val="18"/>
-        </w:rPr>
-        <w:t>链接:</w:t>
-      </w:r>
-      <w:hyperlink r:id="rId20">
-        <w:r>
-          <w:rPr>
-            <w:color w:val="0563C1"/>
-            <w:u w:val="single"/>
-          </w:rPr>
-          <w:t>接连发生 AI 失控事件，OpenAI 再次暂停其最强模型训练</w:t>
-        </w:r>
-      </w:hyperlink>
-    </w:p>
-    <w:p>
-      <w:pPr>
-        <w:pStyle w:val="Heading3"/>
-      </w:pPr>
-      <w:r>
-        <w:rPr>
-          <w:rFonts w:ascii="Times New Roman" w:hAnsi="Times New Roman" w:eastAsia="黑体"/>
-          <w:b w:val="0"/>
-          <w:color w:val="888888"/>
-          <w:sz w:val="24"/>
-        </w:rPr>
-        <w:t>【C级·参考】</w:t>
-      </w:r>
-      <w:r>
-        <w:rPr>
-          <w:rFonts w:ascii="Times New Roman" w:hAnsi="Times New Roman" w:eastAsia="黑体"/>
-          <w:b w:val="0"/>
-          <w:color w:val="888888"/>
-          <w:sz w:val="24"/>
-        </w:rPr>
-        <w:t>全球首发｜秋果计划 Wigain Flow 全彩AI智能眼镜新品发布会暨生态伙伴签约仪式圆满举行</w:t>
-      </w:r>
-    </w:p>
-    <w:p>
-      <w:r>
-        <w:rPr>
-          <w:rFonts w:ascii="Times New Roman" w:hAnsi="Times New Roman" w:eastAsia="宋体"/>
-          <w:color w:val="888888"/>
-          <w:sz w:val="18"/>
-        </w:rPr>
-        <w:t>来源:Bing新闻 | 时间:09-26 22:27</w:t>
-      </w:r>
-    </w:p>
-    <w:p>
-      <w:r>
-        <w:rPr>
-          <w:rFonts w:ascii="Times New Roman" w:hAnsi="Times New Roman" w:eastAsia="宋体"/>
-          <w:sz w:val="18"/>
-        </w:rPr>
-        <w:t>链接:</w:t>
-      </w:r>
-      <w:hyperlink r:id="rId21">
-        <w:r>
-          <w:rPr>
-            <w:color w:val="0563C1"/>
-            <w:u w:val="single"/>
-          </w:rPr>
-          <w:t>全球首发｜秋果计划 Wigain Flow 全彩AI智能眼镜新品发布会暨生态伙伴签约仪式圆满举行</w:t>
+          <w:t>重塑数字生活：雷鸟iO AI眼镜的全新体验</w:t>
         </w:r>
       </w:hyperlink>
     </w:p>
@@ -762,6 +558,108 @@
           <w:color w:val="888888"/>
           <w:sz w:val="24"/>
         </w:rPr>
+        <w:t>我国自研 AR-E800 无人机公开首飞：单机单日运输量达 14 吨，拥有 4800 米高海拔作业能力</w:t>
+      </w:r>
+    </w:p>
+    <w:p>
+      <w:r>
+        <w:rPr>
+          <w:rFonts w:ascii="Times New Roman" w:hAnsi="Times New Roman" w:eastAsia="宋体"/>
+          <w:color w:val="888888"/>
+          <w:sz w:val="18"/>
+        </w:rPr>
+        <w:t>来源:IT之家 | 时间:09-27 16:25</w:t>
+      </w:r>
+    </w:p>
+    <w:p>
+      <w:r>
+        <w:rPr>
+          <w:rFonts w:ascii="Times New Roman" w:hAnsi="Times New Roman" w:eastAsia="宋体"/>
+          <w:sz w:val="18"/>
+        </w:rPr>
+        <w:t>链接:</w:t>
+      </w:r>
+      <w:hyperlink r:id="rId18">
+        <w:r>
+          <w:rPr>
+            <w:color w:val="0563C1"/>
+            <w:u w:val="single"/>
+          </w:rPr>
+          <w:t>我国自研 AR-E800 无人机公开首飞：单机单日运输量达 14 吨，拥有 4800 米高海拔作业能力</w:t>
+        </w:r>
+      </w:hyperlink>
+    </w:p>
+    <w:p>
+      <w:pPr>
+        <w:pStyle w:val="Heading3"/>
+      </w:pPr>
+      <w:r>
+        <w:rPr>
+          <w:rFonts w:ascii="Times New Roman" w:hAnsi="Times New Roman" w:eastAsia="黑体"/>
+          <w:b w:val="0"/>
+          <w:color w:val="888888"/>
+          <w:sz w:val="24"/>
+        </w:rPr>
+        <w:t>【C级·参考】</w:t>
+      </w:r>
+      <w:r>
+        <w:rPr>
+          <w:rFonts w:ascii="Times New Roman" w:hAnsi="Times New Roman" w:eastAsia="黑体"/>
+          <w:b w:val="0"/>
+          <w:color w:val="888888"/>
+          <w:sz w:val="24"/>
+        </w:rPr>
+        <w:t>问界强调仍是鸿蒙智行成员：新 M8 月底预售，标配面向 L3 级自动驾驶架构设计、华为 ADS 5</w:t>
+      </w:r>
+    </w:p>
+    <w:p>
+      <w:r>
+        <w:rPr>
+          <w:rFonts w:ascii="Times New Roman" w:hAnsi="Times New Roman" w:eastAsia="宋体"/>
+          <w:color w:val="888888"/>
+          <w:sz w:val="18"/>
+        </w:rPr>
+        <w:t>来源:IT之家 | 时间:09-27 14:42</w:t>
+      </w:r>
+    </w:p>
+    <w:p>
+      <w:r>
+        <w:rPr>
+          <w:rFonts w:ascii="Times New Roman" w:hAnsi="Times New Roman" w:eastAsia="宋体"/>
+          <w:sz w:val="18"/>
+        </w:rPr>
+        <w:t>链接:</w:t>
+      </w:r>
+      <w:hyperlink r:id="rId19">
+        <w:r>
+          <w:rPr>
+            <w:color w:val="0563C1"/>
+            <w:u w:val="single"/>
+          </w:rPr>
+          <w:t>问界强调仍是鸿蒙智行成员：新 M8 月底预售，标配面向 L3 级自动驾驶架构设计、华为 ADS 5</w:t>
+        </w:r>
+      </w:hyperlink>
+    </w:p>
+    <w:p>
+      <w:pPr>
+        <w:pStyle w:val="Heading3"/>
+      </w:pPr>
+      <w:r>
+        <w:rPr>
+          <w:rFonts w:ascii="Times New Roman" w:hAnsi="Times New Roman" w:eastAsia="黑体"/>
+          <w:b w:val="0"/>
+          <w:color w:val="888888"/>
+          <w:sz w:val="24"/>
+        </w:rPr>
+        <w:t>【C级·参考】</w:t>
+      </w:r>
+      <w:r>
+        <w:rPr>
+          <w:rFonts w:ascii="Times New Roman" w:hAnsi="Times New Roman" w:eastAsia="黑体"/>
+          <w:b w:val="0"/>
+          <w:color w:val="888888"/>
+          <w:sz w:val="24"/>
+        </w:rPr>
         <w:t>华为官网悄悄调整：鸿蒙智行智界 V9“辅助驾驶冗余架构”升级为“L3 级自动驾驶架构设计”</w:t>
       </w:r>
     </w:p>
@@ -783,7 +681,7 @@
         </w:rPr>
         <w:t>链接:</w:t>
       </w:r>
-      <w:hyperlink r:id="rId22">
+      <w:hyperlink r:id="rId20">
         <w:r>
           <w:rPr>
             <w:color w:val="0563C1"/>
@@ -842,7 +740,7 @@
           <w:color w:val="888888"/>
           <w:sz w:val="24"/>
         </w:rPr>
-        <w:t>贝塞斯达确认：《上古卷轴 6》完工后，下一款游戏是《辐射 5》</w:t>
+        <w:t>年轻人的第一台 RGB 游戏电视，小米 REDMI X 系列 RGB-Mini LED 2027 竞技版上架</w:t>
       </w:r>
     </w:p>
     <w:p>
@@ -852,7 +750,7 @@
           <w:color w:val="888888"/>
           <w:sz w:val="18"/>
         </w:rPr>
-        <w:t>来源:IT之家 | 时间:09-27 13:00</w:t>
+        <w:t>来源:IT之家 | 时间:09-27 20:22</w:t>
       </w:r>
     </w:p>
     <w:p>
@@ -863,13 +761,13 @@
         </w:rPr>
         <w:t>链接:</w:t>
       </w:r>
-      <w:hyperlink r:id="rId23">
+      <w:hyperlink r:id="rId21">
         <w:r>
           <w:rPr>
             <w:color w:val="0563C1"/>
             <w:u w:val="single"/>
           </w:rPr>
-          <w:t>贝塞斯达确认：《上古卷轴 6》完工后，下一款游戏是《辐射 5》</w:t>
+          <w:t>年轻人的第一台 RGB 游戏电视，小米 REDMI X 系列 RGB-Mini LED 2027 竞技版上架</w:t>
         </w:r>
       </w:hyperlink>
     </w:p>
@@ -893,7 +791,7 @@
           <w:color w:val="888888"/>
           <w:sz w:val="24"/>
         </w:rPr>
-        <w:t>iQOO Pad Ultra 小平板官宣跨端游戏空间功能升级，支持 PC 模拟器、PC 串流、大屏模式</w:t>
+        <w:t>索尼 PS5 游戏机“欢迎中心”新增《最后生还者》动态壁纸，融合 1 代、2 代封面</w:t>
       </w:r>
     </w:p>
     <w:p>
@@ -903,7 +801,7 @@
           <w:color w:val="888888"/>
           <w:sz w:val="18"/>
         </w:rPr>
-        <w:t>来源:IT之家 | 时间:09-27 11:44</w:t>
+        <w:t>来源:IT之家 | 时间:09-27 16:06</w:t>
       </w:r>
     </w:p>
     <w:p>
@@ -914,268 +812,13 @@
         </w:rPr>
         <w:t>链接:</w:t>
       </w:r>
-      <w:hyperlink r:id="rId24">
+      <w:hyperlink r:id="rId22">
         <w:r>
           <w:rPr>
             <w:color w:val="0563C1"/>
             <w:u w:val="single"/>
           </w:rPr>
-          <w:t>iQOO Pad Ultra 小平板官宣跨端游戏空间功能升级，支持 PC 模拟器、PC 串流、大屏模式</w:t>
-        </w:r>
-      </w:hyperlink>
-    </w:p>
-    <w:p>
-      <w:pPr>
-        <w:pStyle w:val="Heading3"/>
-      </w:pPr>
-      <w:r>
-        <w:rPr>
-          <w:rFonts w:ascii="Times New Roman" w:hAnsi="Times New Roman" w:eastAsia="黑体"/>
-          <w:b w:val="0"/>
-          <w:color w:val="888888"/>
-          <w:sz w:val="24"/>
-        </w:rPr>
-        <w:t>【C级·参考】</w:t>
-      </w:r>
-      <w:r>
-        <w:rPr>
-          <w:rFonts w:ascii="Times New Roman" w:hAnsi="Times New Roman" w:eastAsia="黑体"/>
-          <w:b w:val="0"/>
-          <w:color w:val="888888"/>
-          <w:sz w:val="24"/>
-        </w:rPr>
-        <w:t>任天堂三十年前取消的 SFC 游戏《儿童卡比》被粉丝重制，现已可 PC 游玩</w:t>
-      </w:r>
-    </w:p>
-    <w:p>
-      <w:r>
-        <w:rPr>
-          <w:rFonts w:ascii="Times New Roman" w:hAnsi="Times New Roman" w:eastAsia="宋体"/>
-          <w:color w:val="888888"/>
-          <w:sz w:val="18"/>
-        </w:rPr>
-        <w:t>来源:IT之家 | 时间:09-27 11:27</w:t>
-      </w:r>
-    </w:p>
-    <w:p>
-      <w:r>
-        <w:rPr>
-          <w:rFonts w:ascii="Times New Roman" w:hAnsi="Times New Roman" w:eastAsia="宋体"/>
-          <w:sz w:val="18"/>
-        </w:rPr>
-        <w:t>链接:</w:t>
-      </w:r>
-      <w:hyperlink r:id="rId25">
-        <w:r>
-          <w:rPr>
-            <w:color w:val="0563C1"/>
-            <w:u w:val="single"/>
-          </w:rPr>
-          <w:t>任天堂三十年前取消的 SFC 游戏《儿童卡比》被粉丝重制，现已可 PC 游玩</w:t>
-        </w:r>
-      </w:hyperlink>
-    </w:p>
-    <w:p>
-      <w:pPr>
-        <w:pStyle w:val="Heading3"/>
-      </w:pPr>
-      <w:r>
-        <w:rPr>
-          <w:rFonts w:ascii="Times New Roman" w:hAnsi="Times New Roman" w:eastAsia="黑体"/>
-          <w:b w:val="0"/>
-          <w:color w:val="888888"/>
-          <w:sz w:val="24"/>
-        </w:rPr>
-        <w:t>【C级·参考】</w:t>
-      </w:r>
-      <w:r>
-        <w:rPr>
-          <w:rFonts w:ascii="Times New Roman" w:hAnsi="Times New Roman" w:eastAsia="黑体"/>
-          <w:b w:val="0"/>
-          <w:color w:val="888888"/>
-          <w:sz w:val="24"/>
-        </w:rPr>
-        <w:t>iQOO 王侃：iQOO 16 支持超 50 款热门游戏 165Hz 高刷模式，覆盖 MOBA、FPS、赛车等品类</w:t>
-      </w:r>
-    </w:p>
-    <w:p>
-      <w:r>
-        <w:rPr>
-          <w:rFonts w:ascii="Times New Roman" w:hAnsi="Times New Roman" w:eastAsia="宋体"/>
-          <w:color w:val="888888"/>
-          <w:sz w:val="18"/>
-        </w:rPr>
-        <w:t>来源:IT之家 | 时间:09-27 11:21</w:t>
-      </w:r>
-    </w:p>
-    <w:p>
-      <w:r>
-        <w:rPr>
-          <w:rFonts w:ascii="Times New Roman" w:hAnsi="Times New Roman" w:eastAsia="宋体"/>
-          <w:sz w:val="18"/>
-        </w:rPr>
-        <w:t>链接:</w:t>
-      </w:r>
-      <w:hyperlink r:id="rId26">
-        <w:r>
-          <w:rPr>
-            <w:color w:val="0563C1"/>
-            <w:u w:val="single"/>
-          </w:rPr>
-          <w:t>iQOO 王侃：iQOO 16 支持超 50 款热门游戏 165Hz 高刷模式，覆盖 MOBA、FPS、赛车等品类</w:t>
-        </w:r>
-      </w:hyperlink>
-    </w:p>
-    <w:p>
-      <w:pPr>
-        <w:pStyle w:val="Heading3"/>
-      </w:pPr>
-      <w:r>
-        <w:rPr>
-          <w:rFonts w:ascii="Times New Roman" w:hAnsi="Times New Roman" w:eastAsia="黑体"/>
-          <w:b w:val="0"/>
-          <w:color w:val="888888"/>
-          <w:sz w:val="24"/>
-        </w:rPr>
-        <w:t>【C级·参考】</w:t>
-      </w:r>
-      <w:r>
-        <w:rPr>
-          <w:rFonts w:ascii="Times New Roman" w:hAnsi="Times New Roman" w:eastAsia="黑体"/>
-          <w:b w:val="0"/>
-          <w:color w:val="888888"/>
-          <w:sz w:val="24"/>
-        </w:rPr>
-        <w:t>太能打！过去一年 6 款《生化危机》游戏销量均破 300 万份</w:t>
-      </w:r>
-    </w:p>
-    <w:p>
-      <w:r>
-        <w:rPr>
-          <w:rFonts w:ascii="Times New Roman" w:hAnsi="Times New Roman" w:eastAsia="宋体"/>
-          <w:color w:val="888888"/>
-          <w:sz w:val="18"/>
-        </w:rPr>
-        <w:t>来源:IT之家 | 时间:09-27 11:16</w:t>
-      </w:r>
-    </w:p>
-    <w:p>
-      <w:r>
-        <w:rPr>
-          <w:rFonts w:ascii="Times New Roman" w:hAnsi="Times New Roman" w:eastAsia="宋体"/>
-          <w:sz w:val="18"/>
-        </w:rPr>
-        <w:t>链接:</w:t>
-      </w:r>
-      <w:hyperlink r:id="rId27">
-        <w:r>
-          <w:rPr>
-            <w:color w:val="0563C1"/>
-            <w:u w:val="single"/>
-          </w:rPr>
-          <w:t>太能打！过去一年 6 款《生化危机》游戏销量均破 300 万份</w:t>
-        </w:r>
-      </w:hyperlink>
-    </w:p>
-    <w:p>
-      <w:pPr>
-        <w:pStyle w:val="Heading3"/>
-      </w:pPr>
-      <w:r>
-        <w:rPr>
-          <w:rFonts w:ascii="Times New Roman" w:hAnsi="Times New Roman" w:eastAsia="黑体"/>
-          <w:b w:val="0"/>
-          <w:color w:val="888888"/>
-          <w:sz w:val="24"/>
-        </w:rPr>
-        <w:t>【C级·参考】</w:t>
-      </w:r>
-      <w:r>
-        <w:rPr>
-          <w:rFonts w:ascii="Times New Roman" w:hAnsi="Times New Roman" w:eastAsia="黑体"/>
-          <w:b w:val="0"/>
-          <w:color w:val="888888"/>
-          <w:sz w:val="24"/>
-        </w:rPr>
-        <w:t>《我的世界》游戏第四维度“筛界”官宣：《地下城 2》首发，2027 年加入基岩 / Java 版</w:t>
-      </w:r>
-    </w:p>
-    <w:p>
-      <w:r>
-        <w:rPr>
-          <w:rFonts w:ascii="Times New Roman" w:hAnsi="Times New Roman" w:eastAsia="宋体"/>
-          <w:color w:val="888888"/>
-          <w:sz w:val="18"/>
-        </w:rPr>
-        <w:t>来源:IT之家 | 时间:09-27 10:13</w:t>
-      </w:r>
-    </w:p>
-    <w:p>
-      <w:r>
-        <w:rPr>
-          <w:rFonts w:ascii="Times New Roman" w:hAnsi="Times New Roman" w:eastAsia="宋体"/>
-          <w:sz w:val="18"/>
-        </w:rPr>
-        <w:t>链接:</w:t>
-      </w:r>
-      <w:hyperlink r:id="rId28">
-        <w:r>
-          <w:rPr>
-            <w:color w:val="0563C1"/>
-            <w:u w:val="single"/>
-          </w:rPr>
-          <w:t>《我的世界》游戏第四维度“筛界”官宣：《地下城 2》首发，2027 年加入基岩 / Java 版</w:t>
-        </w:r>
-      </w:hyperlink>
-    </w:p>
-    <w:p>
-      <w:pPr>
-        <w:pStyle w:val="Heading3"/>
-      </w:pPr>
-      <w:r>
-        <w:rPr>
-          <w:rFonts w:ascii="Times New Roman" w:hAnsi="Times New Roman" w:eastAsia="黑体"/>
-          <w:b w:val="0"/>
-          <w:color w:val="888888"/>
-          <w:sz w:val="24"/>
-        </w:rPr>
-        <w:t>【C级·参考】</w:t>
-      </w:r>
-      <w:r>
-        <w:rPr>
-          <w:rFonts w:ascii="Times New Roman" w:hAnsi="Times New Roman" w:eastAsia="黑体"/>
-          <w:b w:val="0"/>
-          <w:color w:val="888888"/>
-          <w:sz w:val="24"/>
-        </w:rPr>
-        <w:t>《足球经理 27》游戏公布：今年 11 月推出，已上架 Steam</w:t>
-      </w:r>
-    </w:p>
-    <w:p>
-      <w:r>
-        <w:rPr>
-          <w:rFonts w:ascii="Times New Roman" w:hAnsi="Times New Roman" w:eastAsia="宋体"/>
-          <w:color w:val="888888"/>
-          <w:sz w:val="18"/>
-        </w:rPr>
-        <w:t>来源:IT之家 | 时间:09-27 08:45</w:t>
-      </w:r>
-    </w:p>
-    <w:p>
-      <w:r>
-        <w:rPr>
-          <w:rFonts w:ascii="Times New Roman" w:hAnsi="Times New Roman" w:eastAsia="宋体"/>
-          <w:sz w:val="18"/>
-        </w:rPr>
-        <w:t>链接:</w:t>
-      </w:r>
-      <w:hyperlink r:id="rId29">
-        <w:r>
-          <w:rPr>
-            <w:color w:val="0563C1"/>
-            <w:u w:val="single"/>
-          </w:rPr>
-          <w:t>《足球经理 27》游戏公布：今年 11 月推出，已上架 Steam</w:t>
+          <w:t>索尼 PS5 游戏机“欢迎中心”新增《最后生还者》动态壁纸，融合 1 代、2 代封面</w:t>
         </w:r>
       </w:hyperlink>
     </w:p>
@@ -1222,7 +865,7 @@
           <w:rFonts w:ascii="Times New Roman" w:hAnsi="Times New Roman" w:eastAsia="宋体"/>
           <w:sz w:val="18"/>
         </w:rPr>
-        <w:t>IT之家(60)、GameLook(1)、HackerNews(2)、Bing新闻(1)</w:t>
+        <w:t>IT之家(60)、GameLook(1)、HackerNews(7)、Bing新闻(1)</w:t>
       </w:r>
     </w:p>
     <w:p>

--- a/briefings/线口监测午报-2026-09-27.docx
+++ b/briefings/线口监测午报-2026-09-27.docx
@@ -22,7 +22,7 @@
           <w:color w:val="888888"/>
           <w:sz w:val="18"/>
         </w:rPr>
-        <w:t>监测窗口:近48小时 | 生成时间:2026-09-27 20:56</w:t>
+        <w:t>监测窗口:近48小时 | 生成时间:2026-09-27 21:52</w:t>
       </w:r>
     </w:p>
     <w:p>
@@ -70,6 +70,57 @@
           <w:color w:val="888888"/>
           <w:sz w:val="24"/>
         </w:rPr>
+        <w:t>部分 Anthropic 资深员工考虑在偏远地区购置土地，以防“AI 失控”</w:t>
+      </w:r>
+    </w:p>
+    <w:p>
+      <w:r>
+        <w:rPr>
+          <w:rFonts w:ascii="Times New Roman" w:hAnsi="Times New Roman" w:eastAsia="宋体"/>
+          <w:color w:val="888888"/>
+          <w:sz w:val="18"/>
+        </w:rPr>
+        <w:t>来源:IT之家 | 时间:09-27 21:31</w:t>
+      </w:r>
+    </w:p>
+    <w:p>
+      <w:r>
+        <w:rPr>
+          <w:rFonts w:ascii="Times New Roman" w:hAnsi="Times New Roman" w:eastAsia="宋体"/>
+          <w:sz w:val="18"/>
+        </w:rPr>
+        <w:t>链接:</w:t>
+      </w:r>
+      <w:hyperlink r:id="rId9">
+        <w:r>
+          <w:rPr>
+            <w:color w:val="0563C1"/>
+            <w:u w:val="single"/>
+          </w:rPr>
+          <w:t>部分 Anthropic 资深员工考虑在偏远地区购置土地，以防“AI 失控”</w:t>
+        </w:r>
+      </w:hyperlink>
+    </w:p>
+    <w:p>
+      <w:pPr>
+        <w:pStyle w:val="Heading3"/>
+      </w:pPr>
+      <w:r>
+        <w:rPr>
+          <w:rFonts w:ascii="Times New Roman" w:hAnsi="Times New Roman" w:eastAsia="黑体"/>
+          <w:b w:val="0"/>
+          <w:color w:val="888888"/>
+          <w:sz w:val="24"/>
+        </w:rPr>
+        <w:t>【C级·参考】</w:t>
+      </w:r>
+      <w:r>
+        <w:rPr>
+          <w:rFonts w:ascii="Times New Roman" w:hAnsi="Times New Roman" w:eastAsia="黑体"/>
+          <w:b w:val="0"/>
+          <w:color w:val="888888"/>
+          <w:sz w:val="24"/>
+        </w:rPr>
         <w:t>吉利汽车集团副总裁李传海：目前行业缺少统一的 AI 治理标准，不仅抬高产业成本、也埋下安全隐患</w:t>
       </w:r>
     </w:p>
@@ -91,7 +142,7 @@
         </w:rPr>
         <w:t>链接:</w:t>
       </w:r>
-      <w:hyperlink r:id="rId9">
+      <w:hyperlink r:id="rId10">
         <w:r>
           <w:rPr>
             <w:color w:val="0563C1"/>
@@ -142,7 +193,7 @@
         </w:rPr>
         <w:t>链接:</w:t>
       </w:r>
-      <w:hyperlink r:id="rId10">
+      <w:hyperlink r:id="rId11">
         <w:r>
           <w:rPr>
             <w:color w:val="0563C1"/>
@@ -193,7 +244,7 @@
         </w:rPr>
         <w:t>链接:</w:t>
       </w:r>
-      <w:hyperlink r:id="rId11">
+      <w:hyperlink r:id="rId12">
         <w:r>
           <w:rPr>
             <w:color w:val="0563C1"/>
@@ -244,7 +295,7 @@
         </w:rPr>
         <w:t>链接:</w:t>
       </w:r>
-      <w:hyperlink r:id="rId12">
+      <w:hyperlink r:id="rId13">
         <w:r>
           <w:rPr>
             <w:color w:val="0563C1"/>
@@ -295,7 +346,7 @@
         </w:rPr>
         <w:t>链接:</w:t>
       </w:r>
-      <w:hyperlink r:id="rId13">
+      <w:hyperlink r:id="rId14">
         <w:r>
           <w:rPr>
             <w:color w:val="0563C1"/>
@@ -346,115 +397,13 @@
         </w:rPr>
         <w:t>链接:</w:t>
       </w:r>
-      <w:hyperlink r:id="rId14">
+      <w:hyperlink r:id="rId15">
         <w:r>
           <w:rPr>
             <w:color w:val="0563C1"/>
             <w:u w:val="single"/>
           </w:rPr>
           <w:t>消息称 OpenAI 将推出常驻 AI 助手「O」，预计 9 月 29 日发布</w:t>
-        </w:r>
-      </w:hyperlink>
-    </w:p>
-    <w:p>
-      <w:pPr>
-        <w:pStyle w:val="Heading3"/>
-      </w:pPr>
-      <w:r>
-        <w:rPr>
-          <w:rFonts w:ascii="Times New Roman" w:hAnsi="Times New Roman" w:eastAsia="黑体"/>
-          <w:b w:val="0"/>
-          <w:color w:val="888888"/>
-          <w:sz w:val="24"/>
-        </w:rPr>
-        <w:t>【C级·参考】</w:t>
-      </w:r>
-      <w:r>
-        <w:rPr>
-          <w:rFonts w:ascii="Times New Roman" w:hAnsi="Times New Roman" w:eastAsia="黑体"/>
-          <w:b w:val="0"/>
-          <w:color w:val="888888"/>
-          <w:sz w:val="24"/>
-        </w:rPr>
-        <w:t>医保系统遭 AI 智能体入侵，澳大利亚传唤 OpenAI 与 Anthropic CEO 接受质询</w:t>
-      </w:r>
-    </w:p>
-    <w:p>
-      <w:r>
-        <w:rPr>
-          <w:rFonts w:ascii="Times New Roman" w:hAnsi="Times New Roman" w:eastAsia="宋体"/>
-          <w:color w:val="888888"/>
-          <w:sz w:val="18"/>
-        </w:rPr>
-        <w:t>来源:IT之家 | 时间:09-27 13:35</w:t>
-      </w:r>
-    </w:p>
-    <w:p>
-      <w:r>
-        <w:rPr>
-          <w:rFonts w:ascii="Times New Roman" w:hAnsi="Times New Roman" w:eastAsia="宋体"/>
-          <w:sz w:val="18"/>
-        </w:rPr>
-        <w:t>链接:</w:t>
-      </w:r>
-      <w:hyperlink r:id="rId15">
-        <w:r>
-          <w:rPr>
-            <w:color w:val="0563C1"/>
-            <w:u w:val="single"/>
-          </w:rPr>
-          <w:t>医保系统遭 AI 智能体入侵，澳大利亚传唤 OpenAI 与 Anthropic CEO 接受质询</w:t>
-        </w:r>
-      </w:hyperlink>
-    </w:p>
-    <w:p>
-      <w:pPr>
-        <w:pStyle w:val="Heading3"/>
-      </w:pPr>
-      <w:r>
-        <w:rPr>
-          <w:rFonts w:ascii="Times New Roman" w:hAnsi="Times New Roman" w:eastAsia="黑体"/>
-          <w:b w:val="0"/>
-          <w:color w:val="888888"/>
-          <w:sz w:val="24"/>
-        </w:rPr>
-        <w:t>【C级·参考】</w:t>
-      </w:r>
-      <w:r>
-        <w:rPr>
-          <w:rFonts w:ascii="Times New Roman" w:hAnsi="Times New Roman" w:eastAsia="黑体"/>
-          <w:b w:val="0"/>
-          <w:color w:val="888888"/>
-          <w:sz w:val="24"/>
-        </w:rPr>
-        <w:t>英国最大桌游展 UKGE 出台新规：禁止 AI 生成游戏参展，仅少数情况例外</w:t>
-      </w:r>
-    </w:p>
-    <w:p>
-      <w:r>
-        <w:rPr>
-          <w:rFonts w:ascii="Times New Roman" w:hAnsi="Times New Roman" w:eastAsia="宋体"/>
-          <w:color w:val="888888"/>
-          <w:sz w:val="18"/>
-        </w:rPr>
-        <w:t>来源:IT之家 | 时间:09-27 13:18</w:t>
-      </w:r>
-    </w:p>
-    <w:p>
-      <w:r>
-        <w:rPr>
-          <w:rFonts w:ascii="Times New Roman" w:hAnsi="Times New Roman" w:eastAsia="宋体"/>
-          <w:sz w:val="18"/>
-        </w:rPr>
-        <w:t>链接:</w:t>
-      </w:r>
-      <w:hyperlink r:id="rId16">
-        <w:r>
-          <w:rPr>
-            <w:color w:val="0563C1"/>
-            <w:u w:val="single"/>
-          </w:rPr>
-          <w:t>英国最大桌游展 UKGE 出台新规：禁止 AI 生成游戏参展，仅少数情况例外</w:t>
         </w:r>
       </w:hyperlink>
     </w:p>
@@ -499,7 +448,7 @@
         </w:rPr>
         <w:t>链接:</w:t>
       </w:r>
-      <w:hyperlink r:id="rId17">
+      <w:hyperlink r:id="rId16">
         <w:r>
           <w:rPr>
             <w:color w:val="0563C1"/>
@@ -579,7 +528,7 @@
         </w:rPr>
         <w:t>链接:</w:t>
       </w:r>
-      <w:hyperlink r:id="rId18">
+      <w:hyperlink r:id="rId17">
         <w:r>
           <w:rPr>
             <w:color w:val="0563C1"/>
@@ -630,64 +579,13 @@
         </w:rPr>
         <w:t>链接:</w:t>
       </w:r>
-      <w:hyperlink r:id="rId19">
+      <w:hyperlink r:id="rId18">
         <w:r>
           <w:rPr>
             <w:color w:val="0563C1"/>
             <w:u w:val="single"/>
           </w:rPr>
           <w:t>问界强调仍是鸿蒙智行成员：新 M8 月底预售，标配面向 L3 级自动驾驶架构设计、华为 ADS 5</w:t>
-        </w:r>
-      </w:hyperlink>
-    </w:p>
-    <w:p>
-      <w:pPr>
-        <w:pStyle w:val="Heading3"/>
-      </w:pPr>
-      <w:r>
-        <w:rPr>
-          <w:rFonts w:ascii="Times New Roman" w:hAnsi="Times New Roman" w:eastAsia="黑体"/>
-          <w:b w:val="0"/>
-          <w:color w:val="888888"/>
-          <w:sz w:val="24"/>
-        </w:rPr>
-        <w:t>【C级·参考】</w:t>
-      </w:r>
-      <w:r>
-        <w:rPr>
-          <w:rFonts w:ascii="Times New Roman" w:hAnsi="Times New Roman" w:eastAsia="黑体"/>
-          <w:b w:val="0"/>
-          <w:color w:val="888888"/>
-          <w:sz w:val="24"/>
-        </w:rPr>
-        <w:t>华为官网悄悄调整：鸿蒙智行智界 V9“辅助驾驶冗余架构”升级为“L3 级自动驾驶架构设计”</w:t>
-      </w:r>
-    </w:p>
-    <w:p>
-      <w:r>
-        <w:rPr>
-          <w:rFonts w:ascii="Times New Roman" w:hAnsi="Times New Roman" w:eastAsia="宋体"/>
-          <w:color w:val="888888"/>
-          <w:sz w:val="18"/>
-        </w:rPr>
-        <w:t>来源:IT之家 | 时间:09-27 13:57</w:t>
-      </w:r>
-    </w:p>
-    <w:p>
-      <w:r>
-        <w:rPr>
-          <w:rFonts w:ascii="Times New Roman" w:hAnsi="Times New Roman" w:eastAsia="宋体"/>
-          <w:sz w:val="18"/>
-        </w:rPr>
-        <w:t>链接:</w:t>
-      </w:r>
-      <w:hyperlink r:id="rId20">
-        <w:r>
-          <w:rPr>
-            <w:color w:val="0563C1"/>
-            <w:u w:val="single"/>
-          </w:rPr>
-          <w:t>华为官网悄悄调整：鸿蒙智行智界 V9“辅助驾驶冗余架构”升级为“L3 级自动驾驶架构设计”</w:t>
         </w:r>
       </w:hyperlink>
     </w:p>
@@ -761,7 +659,7 @@
         </w:rPr>
         <w:t>链接:</w:t>
       </w:r>
-      <w:hyperlink r:id="rId21">
+      <w:hyperlink r:id="rId19">
         <w:r>
           <w:rPr>
             <w:color w:val="0563C1"/>
@@ -812,7 +710,7 @@
         </w:rPr>
         <w:t>链接:</w:t>
       </w:r>
-      <w:hyperlink r:id="rId22">
+      <w:hyperlink r:id="rId20">
         <w:r>
           <w:rPr>
             <w:color w:val="0563C1"/>
